--- a/Calendario2025/Ejercicios/E11_VPN/11_ConfigureVPN_IPsec.docx
+++ b/Calendario2025/Ejercicios/E11_VPN/11_ConfigureVPN_IPsec.docx
@@ -1,6 +1,6 @@
 
 <file path=word/document.xml><?xml version="1.0" encoding="utf-8"?>
-<w:document xmlns:wpc="http://schemas.microsoft.com/office/word/2010/wordprocessingCanvas" xmlns:cx="http://schemas.microsoft.com/office/drawing/2014/chartex" xmlns:cx1="http://schemas.microsoft.com/office/drawing/2015/9/8/chartex" xmlns:cx2="http://schemas.microsoft.com/office/drawing/2015/10/21/chartex" xmlns:cx3="http://schemas.microsoft.com/office/drawing/2016/5/9/chartex" xmlns:cx4="http://schemas.microsoft.com/office/drawing/2016/5/10/chartex" xmlns:cx5="http://schemas.microsoft.com/office/drawing/2016/5/11/chartex" xmlns:cx6="http://schemas.microsoft.com/office/drawing/2016/5/12/chartex" xmlns:cx7="http://schemas.microsoft.com/office/drawing/2016/5/13/chartex" xmlns:cx8="http://schemas.microsoft.com/office/drawing/2016/5/14/chartex" xmlns:mc="http://schemas.openxmlformats.org/markup-compatibility/2006" xmlns:aink="http://schemas.microsoft.com/office/drawing/2016/ink" xmlns:am3d="http://schemas.microsoft.com/office/drawing/2017/model3d" xmlns:o="urn:schemas-microsoft-com:office:office" xmlns:oel="http://schemas.microsoft.com/office/2019/extlst" xmlns:r="http://schemas.openxmlformats.org/officeDocument/2006/relationships" xmlns:m="http://schemas.openxmlformats.org/officeDocument/2006/math" xmlns:v="urn:schemas-microsoft-com:vml" xmlns:wp14="http://schemas.microsoft.com/office/word/2010/wordprocessingDrawing" xmlns:wp="http://schemas.openxmlformats.org/drawingml/2006/wordprocessingDrawing" xmlns:w10="urn:schemas-microsoft-com:office:word" xmlns:w="http://schemas.openxmlformats.org/wordprocessingml/2006/main" xmlns:w14="http://schemas.microsoft.com/office/word/2010/wordml" xmlns:w15="http://schemas.microsoft.com/office/word/2012/wordml" xmlns:w16cex="http://schemas.microsoft.com/office/word/2018/wordml/cex" xmlns:w16cid="http://schemas.microsoft.com/office/word/2016/wordml/cid" xmlns:w16="http://schemas.microsoft.com/office/word/2018/wordml" xmlns:w16sdtdh="http://schemas.microsoft.com/office/word/2020/wordml/sdtdatahash" xmlns:w16se="http://schemas.microsoft.com/office/word/2015/wordml/symex" xmlns:wpg="http://schemas.microsoft.com/office/word/2010/wordprocessingGroup" xmlns:wpi="http://schemas.microsoft.com/office/word/2010/wordprocessingInk" xmlns:wne="http://schemas.microsoft.com/office/word/2006/wordml" xmlns:wps="http://schemas.microsoft.com/office/word/2010/wordprocessingShape" mc:Ignorable="w14 w15 w16se w16cid w16 w16cex w16sdtdh wp14">
+<w:document xmlns:wpc="http://schemas.microsoft.com/office/word/2010/wordprocessingCanvas" xmlns:cx="http://schemas.microsoft.com/office/drawing/2014/chartex" xmlns:cx1="http://schemas.microsoft.com/office/drawing/2015/9/8/chartex" xmlns:cx2="http://schemas.microsoft.com/office/drawing/2015/10/21/chartex" xmlns:cx3="http://schemas.microsoft.com/office/drawing/2016/5/9/chartex" xmlns:cx4="http://schemas.microsoft.com/office/drawing/2016/5/10/chartex" xmlns:cx5="http://schemas.microsoft.com/office/drawing/2016/5/11/chartex" xmlns:cx6="http://schemas.microsoft.com/office/drawing/2016/5/12/chartex" xmlns:cx7="http://schemas.microsoft.com/office/drawing/2016/5/13/chartex" xmlns:cx8="http://schemas.microsoft.com/office/drawing/2016/5/14/chartex" xmlns:mc="http://schemas.openxmlformats.org/markup-compatibility/2006" xmlns:aink="http://schemas.microsoft.com/office/drawing/2016/ink" xmlns:am3d="http://schemas.microsoft.com/office/drawing/2017/model3d" xmlns:o="urn:schemas-microsoft-com:office:office" xmlns:oel="http://schemas.microsoft.com/office/2019/extlst" xmlns:r="http://schemas.openxmlformats.org/officeDocument/2006/relationships" xmlns:m="http://schemas.openxmlformats.org/officeDocument/2006/math" xmlns:v="urn:schemas-microsoft-com:vml" xmlns:wp14="http://schemas.microsoft.com/office/word/2010/wordprocessingDrawing" xmlns:wp="http://schemas.openxmlformats.org/drawingml/2006/wordprocessingDrawing" xmlns:w10="urn:schemas-microsoft-com:office:word" xmlns:w="http://schemas.openxmlformats.org/wordprocessingml/2006/main" xmlns:w14="http://schemas.microsoft.com/office/word/2010/wordml" xmlns:w15="http://schemas.microsoft.com/office/word/2012/wordml" xmlns:w16cex="http://schemas.microsoft.com/office/word/2018/wordml/cex" xmlns:w16cid="http://schemas.microsoft.com/office/word/2016/wordml/cid" xmlns:w16="http://schemas.microsoft.com/office/word/2018/wordml" xmlns:w16du="http://schemas.microsoft.com/office/word/2023/wordml/word16du" xmlns:w16sdtdh="http://schemas.microsoft.com/office/word/2020/wordml/sdtdatahash" xmlns:w16sdtfl="http://schemas.microsoft.com/office/word/2024/wordml/sdtformatlock" xmlns:w16se="http://schemas.microsoft.com/office/word/2015/wordml/symex" xmlns:wpg="http://schemas.microsoft.com/office/word/2010/wordprocessingGroup" xmlns:wpi="http://schemas.microsoft.com/office/word/2010/wordprocessingInk" xmlns:wne="http://schemas.microsoft.com/office/word/2006/wordml" xmlns:wps="http://schemas.microsoft.com/office/word/2010/wordprocessingShape" mc:Ignorable="w14 w15 w16se w16cid w16 w16cex w16sdtdh w16sdtfl w16du wp14">
   <w:body>
     <w:p>
       <w:pPr>
@@ -328,14 +328,11 @@
         <w:pStyle w:val="InstNoteRed"/>
       </w:pPr>
       <w:r>
-        <w:rPr>
-          <w:noProof/>
-        </w:rPr>
         <w:drawing>
-          <wp:inline distT="0" distB="0" distL="0" distR="0" wp14:anchorId="384F1746" wp14:editId="7F507EFE">
-            <wp:extent cx="6391275" cy="2105025"/>
-            <wp:effectExtent l="0" t="0" r="9525" b="9525"/>
-            <wp:docPr id="4" name="Imagen 4"/>
+          <wp:inline distT="0" distB="0" distL="0" distR="0" wp14:anchorId="73F56F84" wp14:editId="7139448B">
+            <wp:extent cx="6400800" cy="2107565"/>
+            <wp:effectExtent l="0" t="0" r="0" b="6985"/>
+            <wp:docPr id="1007125686" name="Picture 1" descr="A diagram of a network&#10;&#10;AI-generated content may be incorrect."/>
             <wp:cNvGraphicFramePr>
               <a:graphicFrameLocks xmlns:a="http://schemas.openxmlformats.org/drawingml/2006/main" noChangeAspect="1"/>
             </wp:cNvGraphicFramePr>
@@ -343,36 +340,23 @@
               <a:graphicData uri="http://schemas.openxmlformats.org/drawingml/2006/picture">
                 <pic:pic xmlns:pic="http://schemas.openxmlformats.org/drawingml/2006/picture">
                   <pic:nvPicPr>
-                    <pic:cNvPr id="0" name="Picture 2"/>
-                    <pic:cNvPicPr>
-                      <a:picLocks noChangeAspect="1" noChangeArrowheads="1"/>
-                    </pic:cNvPicPr>
+                    <pic:cNvPr id="1007125686" name="Picture 1" descr="A diagram of a network&#10;&#10;AI-generated content may be incorrect."/>
+                    <pic:cNvPicPr/>
                   </pic:nvPicPr>
                   <pic:blipFill>
-                    <a:blip r:embed="rId7">
-                      <a:extLst>
-                        <a:ext uri="{28A0092B-C50C-407E-A947-70E740481C1C}">
-                          <a14:useLocalDpi xmlns:a14="http://schemas.microsoft.com/office/drawing/2010/main" val="0"/>
-                        </a:ext>
-                      </a:extLst>
-                    </a:blip>
-                    <a:srcRect/>
+                    <a:blip r:embed="rId7"/>
                     <a:stretch>
                       <a:fillRect/>
                     </a:stretch>
                   </pic:blipFill>
-                  <pic:spPr bwMode="auto">
+                  <pic:spPr>
                     <a:xfrm>
                       <a:off x="0" y="0"/>
-                      <a:ext cx="6391275" cy="2105025"/>
+                      <a:ext cx="6400800" cy="2107565"/>
                     </a:xfrm>
                     <a:prstGeom prst="rect">
                       <a:avLst/>
                     </a:prstGeom>
-                    <a:noFill/>
-                    <a:ln>
-                      <a:noFill/>
-                    </a:ln>
                   </pic:spPr>
                 </pic:pic>
               </a:graphicData>
@@ -447,11 +431,9 @@
             <w:pPr>
               <w:pStyle w:val="TableHeading"/>
             </w:pPr>
-            <w:proofErr w:type="spellStart"/>
             <w:r>
               <w:t>Device</w:t>
             </w:r>
-            <w:proofErr w:type="spellEnd"/>
           </w:p>
         </w:tc>
         <w:tc>
@@ -496,13 +478,8 @@
               <w:pStyle w:val="TableHeading"/>
             </w:pPr>
             <w:r>
-              <w:t xml:space="preserve">IP </w:t>
-            </w:r>
-            <w:proofErr w:type="spellStart"/>
-            <w:r>
-              <w:t>Address</w:t>
-            </w:r>
-            <w:proofErr w:type="spellEnd"/>
+              <w:t>IP Address</w:t>
+            </w:r>
           </w:p>
         </w:tc>
         <w:tc>
@@ -523,19 +500,9 @@
             <w:pPr>
               <w:pStyle w:val="TableHeading"/>
             </w:pPr>
-            <w:proofErr w:type="spellStart"/>
-            <w:r>
-              <w:t>Subnet</w:t>
-            </w:r>
-            <w:proofErr w:type="spellEnd"/>
-            <w:r>
-              <w:t xml:space="preserve"> </w:t>
-            </w:r>
-            <w:proofErr w:type="spellStart"/>
-            <w:r>
-              <w:t>Mask</w:t>
-            </w:r>
-            <w:proofErr w:type="spellEnd"/>
+            <w:r>
+              <w:t>Subnet Mask</w:t>
+            </w:r>
           </w:p>
         </w:tc>
         <w:tc>
@@ -1596,23 +1563,7 @@
         <w:jc w:val="both"/>
       </w:pPr>
       <w:r>
-        <w:t xml:space="preserve">La VPN de sitio a sitio proporciona una conexión </w:t>
-      </w:r>
-      <w:proofErr w:type="spellStart"/>
-      <w:r>
-        <w:t>IPSec</w:t>
-      </w:r>
-      <w:proofErr w:type="spellEnd"/>
-      <w:r>
-        <w:t xml:space="preserve"> de sitio a sitio entre la red local y la red virtual en la nube (VCN). El conjunto de protocolos </w:t>
-      </w:r>
-      <w:proofErr w:type="spellStart"/>
-      <w:r>
-        <w:t>IPSec</w:t>
-      </w:r>
-      <w:proofErr w:type="spellEnd"/>
-      <w:r>
-        <w:t xml:space="preserve"> cifra el tráfico IP antes de transferir los paquetes del origen al destino y descifra el tráfico cuando llega. </w:t>
+        <w:t>La VPN de sitio a sitio proporciona una conexión IPSec de sitio a sitio entre la red local y la red virtual en la nube (VCN). El conjunto de protocolos IPSec cifra el tráfico IP antes de transferir los paquetes del origen al destino y descifra el tráfico cuando llega. </w:t>
       </w:r>
     </w:p>
     <w:p>
@@ -1827,14 +1778,7 @@
               <w:rPr>
                 <w:b/>
               </w:rPr>
-              <w:t>(</w:t>
-            </w:r>
-            <w:proofErr w:type="spellStart"/>
-            <w:r>
-              <w:rPr>
-                <w:b/>
-              </w:rPr>
-              <w:t>k</w:t>
+              <w:t>(k</w:t>
             </w:r>
             <w:r>
               <w:rPr>
@@ -1846,14 +1790,7 @@
               <w:rPr>
                 <w:b/>
               </w:rPr>
-              <w:t>s</w:t>
-            </w:r>
-            <w:proofErr w:type="spellEnd"/>
-            <w:r>
-              <w:rPr>
-                <w:b/>
-              </w:rPr>
-              <w:t>)</w:t>
+              <w:t>s)</w:t>
             </w:r>
           </w:p>
         </w:tc>
@@ -2135,23 +2072,7 @@
               <w:t>Claves previamente compartidas</w:t>
             </w:r>
             <w:r>
-              <w:t xml:space="preserve"> (</w:t>
-            </w:r>
-            <w:proofErr w:type="spellStart"/>
-            <w:r>
-              <w:t>Pre-shared</w:t>
-            </w:r>
-            <w:proofErr w:type="spellEnd"/>
-            <w:r>
-              <w:t xml:space="preserve"> </w:t>
-            </w:r>
-            <w:proofErr w:type="spellStart"/>
-            <w:r>
-              <w:t>keys</w:t>
-            </w:r>
-            <w:proofErr w:type="spellEnd"/>
-            <w:r>
-              <w:t>)</w:t>
+              <w:t xml:space="preserve"> (Pre-shared keys)</w:t>
             </w:r>
             <w:r>
               <w:t xml:space="preserve"> o </w:t>
@@ -2182,11 +2103,9 @@
             <w:pPr>
               <w:pStyle w:val="TableText"/>
             </w:pPr>
-            <w:proofErr w:type="spellStart"/>
             <w:r>
               <w:t>pre-share</w:t>
             </w:r>
-            <w:proofErr w:type="spellEnd"/>
           </w:p>
         </w:tc>
         <w:tc>
@@ -2199,11 +2118,9 @@
             <w:pPr>
               <w:pStyle w:val="TableText"/>
             </w:pPr>
-            <w:proofErr w:type="spellStart"/>
             <w:r>
               <w:t>pre-share</w:t>
             </w:r>
-            <w:proofErr w:type="spellEnd"/>
           </w:p>
         </w:tc>
       </w:tr>
@@ -2229,21 +2146,7 @@
               <w:rPr>
                 <w:b/>
               </w:rPr>
-              <w:t>Intercambio de claves (</w:t>
-            </w:r>
-            <w:proofErr w:type="spellStart"/>
-            <w:r>
-              <w:rPr>
-                <w:b/>
-              </w:rPr>
-              <w:t>keys</w:t>
-            </w:r>
-            <w:proofErr w:type="spellEnd"/>
-            <w:r>
-              <w:rPr>
-                <w:b/>
-              </w:rPr>
-              <w:t>)</w:t>
+              <w:t>Intercambio de claves (keys)</w:t>
             </w:r>
           </w:p>
         </w:tc>
@@ -2258,15 +2161,7 @@
               <w:pStyle w:val="TableText"/>
             </w:pPr>
             <w:r>
-              <w:t xml:space="preserve">DH </w:t>
-            </w:r>
-            <w:proofErr w:type="spellStart"/>
-            <w:r>
-              <w:t>Group</w:t>
-            </w:r>
-            <w:proofErr w:type="spellEnd"/>
-            <w:r>
-              <w:t xml:space="preserve"> </w:t>
+              <w:t xml:space="preserve">DH Group </w:t>
             </w:r>
             <w:r>
               <w:t>1</w:t>
@@ -2799,13 +2694,8 @@
             <w:pPr>
               <w:pStyle w:val="TableText"/>
             </w:pPr>
-            <w:proofErr w:type="spellStart"/>
-            <w:r>
-              <w:t>esp</w:t>
-            </w:r>
-            <w:proofErr w:type="spellEnd"/>
-            <w:r>
-              <w:t>-aes</w:t>
+            <w:r>
+              <w:t>esp-aes</w:t>
             </w:r>
           </w:p>
         </w:tc>
@@ -2818,13 +2708,8 @@
             <w:pPr>
               <w:pStyle w:val="TableText"/>
             </w:pPr>
-            <w:proofErr w:type="spellStart"/>
-            <w:r>
-              <w:t>esp</w:t>
-            </w:r>
-            <w:proofErr w:type="spellEnd"/>
-            <w:r>
-              <w:t>-aes</w:t>
+            <w:r>
+              <w:t>esp-aes</w:t>
             </w:r>
           </w:p>
         </w:tc>
@@ -2863,11 +2748,9 @@
             <w:pPr>
               <w:pStyle w:val="TableText"/>
             </w:pPr>
-            <w:proofErr w:type="spellStart"/>
             <w:r>
               <w:t>esp-sha-hmac</w:t>
             </w:r>
-            <w:proofErr w:type="spellEnd"/>
           </w:p>
         </w:tc>
         <w:tc>
@@ -2879,11 +2762,9 @@
             <w:pPr>
               <w:pStyle w:val="TableText"/>
             </w:pPr>
-            <w:proofErr w:type="spellStart"/>
             <w:r>
               <w:t>esp-sha-hmac</w:t>
             </w:r>
-            <w:proofErr w:type="spellEnd"/>
           </w:p>
         </w:tc>
       </w:tr>
@@ -2914,16 +2795,8 @@
               <w:rPr>
                 <w:b/>
               </w:rPr>
-              <w:t xml:space="preserve">eer IP </w:t>
-            </w:r>
-            <w:proofErr w:type="spellStart"/>
-            <w:r>
-              <w:rPr>
-                <w:b/>
-              </w:rPr>
-              <w:t>Address</w:t>
-            </w:r>
-            <w:proofErr w:type="spellEnd"/>
+              <w:t>eer IP Address</w:t>
+            </w:r>
             <w:r>
               <w:rPr>
                 <w:b/>
@@ -2995,29 +2868,8 @@
             <w:pPr>
               <w:pStyle w:val="TableText"/>
             </w:pPr>
-            <w:proofErr w:type="spellStart"/>
-            <w:r>
-              <w:t>access-list</w:t>
-            </w:r>
-            <w:proofErr w:type="spellEnd"/>
-            <w:r>
-              <w:t xml:space="preserve"> 110 (</w:t>
-            </w:r>
-            <w:proofErr w:type="spellStart"/>
-            <w:r>
-              <w:t>source</w:t>
-            </w:r>
-            <w:proofErr w:type="spellEnd"/>
-            <w:r>
-              <w:t xml:space="preserve"> 192.168.1.0 </w:t>
-            </w:r>
-            <w:proofErr w:type="spellStart"/>
-            <w:r>
-              <w:t>dest</w:t>
-            </w:r>
-            <w:proofErr w:type="spellEnd"/>
-            <w:r>
-              <w:t xml:space="preserve"> 192.168.3.0)</w:t>
+            <w:r>
+              <w:t>access-list 110 (source 192.168.1.0 dest 192.168.3.0)</w:t>
             </w:r>
           </w:p>
         </w:tc>
@@ -3030,29 +2882,8 @@
             <w:pPr>
               <w:pStyle w:val="TableText"/>
             </w:pPr>
-            <w:proofErr w:type="spellStart"/>
-            <w:r>
-              <w:t>access-list</w:t>
-            </w:r>
-            <w:proofErr w:type="spellEnd"/>
-            <w:r>
-              <w:t xml:space="preserve"> 110 (</w:t>
-            </w:r>
-            <w:proofErr w:type="spellStart"/>
-            <w:r>
-              <w:t>source</w:t>
-            </w:r>
-            <w:proofErr w:type="spellEnd"/>
-            <w:r>
-              <w:t xml:space="preserve"> 192.168.3.0 </w:t>
-            </w:r>
-            <w:proofErr w:type="spellStart"/>
-            <w:r>
-              <w:t>dest</w:t>
-            </w:r>
-            <w:proofErr w:type="spellEnd"/>
-            <w:r>
-              <w:t xml:space="preserve"> 192.168.1.0)</w:t>
+            <w:r>
+              <w:t>access-list 110 (source 192.168.3.0 dest 192.168.1.0)</w:t>
             </w:r>
           </w:p>
         </w:tc>
@@ -3151,11 +2982,9 @@
             <w:pPr>
               <w:pStyle w:val="TableText"/>
             </w:pPr>
-            <w:proofErr w:type="spellStart"/>
             <w:r>
               <w:t>ipsec-isakmp</w:t>
             </w:r>
-            <w:proofErr w:type="spellEnd"/>
           </w:p>
         </w:tc>
         <w:tc>
@@ -3167,11 +2996,9 @@
             <w:pPr>
               <w:pStyle w:val="TableText"/>
             </w:pPr>
-            <w:proofErr w:type="spellStart"/>
             <w:r>
               <w:t>ipsec-isakmp</w:t>
             </w:r>
-            <w:proofErr w:type="spellEnd"/>
           </w:p>
         </w:tc>
       </w:tr>
@@ -3313,22 +3140,15 @@
       <w:r>
         <w:t xml:space="preserve">y </w:t>
       </w:r>
-      <w:proofErr w:type="spellStart"/>
-      <w:r>
-        <w:t>password</w:t>
-      </w:r>
-      <w:proofErr w:type="spellEnd"/>
-      <w:r>
-        <w:t xml:space="preserve">: </w:t>
-      </w:r>
-      <w:proofErr w:type="spellStart"/>
+      <w:r>
+        <w:t xml:space="preserve">password: </w:t>
+      </w:r>
       <w:r>
         <w:rPr>
           <w:b/>
         </w:rPr>
         <w:t>SSHadmin</w:t>
       </w:r>
-      <w:proofErr w:type="spellEnd"/>
       <w:r>
         <w:t xml:space="preserve"> / </w:t>
       </w:r>
@@ -3476,69 +3296,6 @@
       </w:pPr>
       <w:r>
         <w:t>Paso 2: Habilitar el paquete de tecnología de seguridad</w:t>
-      </w:r>
-    </w:p>
-    <w:p>
-      <w:pPr>
-        <w:pStyle w:val="SubStepAlpha"/>
-        <w:tabs>
-          <w:tab w:val="clear" w:pos="360"/>
-          <w:tab w:val="num" w:pos="720"/>
-        </w:tabs>
-        <w:ind w:left="720" w:hanging="360"/>
-      </w:pPr>
-      <w:r>
-        <w:t>Habilite el paquete de tecnología de seguridad mediante el siguiente comando</w:t>
-      </w:r>
-      <w:r>
-        <w:t>:</w:t>
-      </w:r>
-    </w:p>
-    <w:p>
-      <w:pPr>
-        <w:pStyle w:val="CMD"/>
-        <w:rPr>
-          <w:b/>
-          <w:lang w:val="en-US"/>
-        </w:rPr>
-      </w:pPr>
-      <w:r>
-        <w:rPr>
-          <w:noProof/>
-          <w:lang w:val="en-US"/>
-        </w:rPr>
-        <w:t xml:space="preserve">R1(config)# </w:t>
-      </w:r>
-      <w:r>
-        <w:rPr>
-          <w:b/>
-          <w:noProof/>
-          <w:lang w:val="en-US"/>
-        </w:rPr>
-        <w:t>license boot module c1900 technology-package securityk9</w:t>
-      </w:r>
-    </w:p>
-    <w:p>
-      <w:pPr>
-        <w:pStyle w:val="SubStepAlpha"/>
-        <w:tabs>
-          <w:tab w:val="clear" w:pos="360"/>
-          <w:tab w:val="num" w:pos="720"/>
-        </w:tabs>
-        <w:ind w:left="720" w:hanging="360"/>
-      </w:pPr>
-      <w:r>
-        <w:t>Acepte el contrato de licencia de usuario final</w:t>
-      </w:r>
-      <w:r>
-        <w:t xml:space="preserve"> : </w:t>
-      </w:r>
-      <w:r>
-        <w:rPr>
-          <w:b/>
-          <w:bCs/>
-        </w:rPr>
-        <w:t>yes</w:t>
       </w:r>
     </w:p>
     <w:p>
@@ -3552,16 +3309,264 @@
         <w:jc w:val="both"/>
       </w:pPr>
       <w:r>
-        <w:t xml:space="preserve">Guarde la configuración en ejecución y vuelva a cargar el </w:t>
-      </w:r>
-      <w:r>
-        <w:t>ruteador</w:t>
-      </w:r>
-      <w:r>
-        <w:t xml:space="preserve"> para habilitar la licencia de seguridad</w:t>
+        <w:t xml:space="preserve">Verifique </w:t>
+      </w:r>
+      <w:r>
+        <w:t>si</w:t>
+      </w:r>
+      <w:r>
+        <w:t xml:space="preserve"> el paquete de tecnología de seguridad </w:t>
+      </w:r>
+      <w:r>
+        <w:t>est</w:t>
+      </w:r>
+      <w:r>
+        <w:t xml:space="preserve">e </w:t>
+      </w:r>
+      <w:r>
+        <w:t xml:space="preserve">habilitado mediante el comando </w:t>
+      </w:r>
+      <w:r>
+        <w:rPr>
+          <w:b/>
+          <w:bCs/>
+        </w:rPr>
+        <w:t>show version</w:t>
       </w:r>
       <w:r>
         <w:t>.</w:t>
+      </w:r>
+    </w:p>
+    <w:p>
+      <w:pPr>
+        <w:pStyle w:val="CMD"/>
+        <w:rPr>
+          <w:b/>
+          <w:bCs/>
+          <w:noProof/>
+          <w:lang w:val="en-US"/>
+        </w:rPr>
+      </w:pPr>
+      <w:r>
+        <w:rPr>
+          <w:noProof/>
+          <w:lang w:val="en-US"/>
+        </w:rPr>
+        <w:t>R1</w:t>
+      </w:r>
+      <w:r>
+        <w:rPr>
+          <w:noProof/>
+          <w:lang w:val="en-US"/>
+        </w:rPr>
+        <w:t xml:space="preserve"> </w:t>
+      </w:r>
+      <w:r>
+        <w:rPr>
+          <w:noProof/>
+          <w:lang w:val="en-US"/>
+        </w:rPr>
+        <w:t xml:space="preserve"># </w:t>
+      </w:r>
+      <w:r>
+        <w:rPr>
+          <w:b/>
+          <w:bCs/>
+          <w:noProof/>
+          <w:lang w:val="en-US"/>
+        </w:rPr>
+        <w:t>sh ver</w:t>
+      </w:r>
+    </w:p>
+    <w:p>
+      <w:pPr>
+        <w:pStyle w:val="Heading3"/>
+        <w:numPr>
+          <w:ilvl w:val="0"/>
+          <w:numId w:val="0"/>
+        </w:numPr>
+      </w:pPr>
+      <w:r>
+        <w:rPr>
+          <w:noProof/>
+          <w14:ligatures w14:val="standardContextual"/>
+        </w:rPr>
+        <mc:AlternateContent>
+          <mc:Choice Requires="wps">
+            <w:drawing>
+              <wp:anchor distT="0" distB="0" distL="114300" distR="114300" simplePos="0" relativeHeight="251662336" behindDoc="0" locked="0" layoutInCell="1" allowOverlap="1" wp14:anchorId="37B566F0" wp14:editId="695F67F9">
+                <wp:simplePos x="0" y="0"/>
+                <wp:positionH relativeFrom="column">
+                  <wp:posOffset>412750</wp:posOffset>
+                </wp:positionH>
+                <wp:positionV relativeFrom="paragraph">
+                  <wp:posOffset>946150</wp:posOffset>
+                </wp:positionV>
+                <wp:extent cx="4679950" cy="152400"/>
+                <wp:effectExtent l="0" t="0" r="25400" b="19050"/>
+                <wp:wrapNone/>
+                <wp:docPr id="268764164" name="Rectangle: Rounded Corners 2"/>
+                <wp:cNvGraphicFramePr/>
+                <a:graphic xmlns:a="http://schemas.openxmlformats.org/drawingml/2006/main">
+                  <a:graphicData uri="http://schemas.microsoft.com/office/word/2010/wordprocessingShape">
+                    <wps:wsp>
+                      <wps:cNvSpPr/>
+                      <wps:spPr>
+                        <a:xfrm>
+                          <a:off x="0" y="0"/>
+                          <a:ext cx="4679950" cy="152400"/>
+                        </a:xfrm>
+                        <a:prstGeom prst="roundRect">
+                          <a:avLst/>
+                        </a:prstGeom>
+                        <a:noFill/>
+                        <a:ln w="25400">
+                          <a:solidFill>
+                            <a:srgbClr val="FF0000"/>
+                          </a:solidFill>
+                        </a:ln>
+                      </wps:spPr>
+                      <wps:style>
+                        <a:lnRef idx="2">
+                          <a:schemeClr val="accent1">
+                            <a:shade val="15000"/>
+                          </a:schemeClr>
+                        </a:lnRef>
+                        <a:fillRef idx="1">
+                          <a:schemeClr val="accent1"/>
+                        </a:fillRef>
+                        <a:effectRef idx="0">
+                          <a:schemeClr val="accent1"/>
+                        </a:effectRef>
+                        <a:fontRef idx="minor">
+                          <a:schemeClr val="lt1"/>
+                        </a:fontRef>
+                      </wps:style>
+                      <wps:bodyPr rot="0" spcFirstLastPara="0" vertOverflow="overflow" horzOverflow="overflow" vert="horz" wrap="square" lIns="91440" tIns="45720" rIns="91440" bIns="45720" numCol="1" spcCol="0" rtlCol="0" fromWordArt="0" anchor="ctr" anchorCtr="0" forceAA="0" compatLnSpc="1">
+                        <a:prstTxWarp prst="textNoShape">
+                          <a:avLst/>
+                        </a:prstTxWarp>
+                        <a:noAutofit/>
+                      </wps:bodyPr>
+                    </wps:wsp>
+                  </a:graphicData>
+                </a:graphic>
+              </wp:anchor>
+            </w:drawing>
+          </mc:Choice>
+          <mc:Fallback>
+            <w:pict>
+              <v:roundrect w14:anchorId="5D3DE98E" id="Rectangle: Rounded Corners 2" o:spid="_x0000_s1026" style="position:absolute;margin-left:32.5pt;margin-top:74.5pt;width:368.5pt;height:12pt;z-index:251662336;visibility:visible;mso-wrap-style:square;mso-wrap-distance-left:9pt;mso-wrap-distance-top:0;mso-wrap-distance-right:9pt;mso-wrap-distance-bottom:0;mso-position-horizontal:absolute;mso-position-horizontal-relative:text;mso-position-vertical:absolute;mso-position-vertical-relative:text;v-text-anchor:middle" arcsize="10923f" o:gfxdata="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" filled="f" strokecolor="red" strokeweight="2pt">
+                <v:stroke joinstyle="miter"/>
+              </v:roundrect>
+            </w:pict>
+          </mc:Fallback>
+        </mc:AlternateContent>
+      </w:r>
+      <w:r>
+        <w:t xml:space="preserve">           </w:t>
+      </w:r>
+      <w:r>
+        <w:rPr>
+          <w:noProof/>
+        </w:rPr>
+        <w:drawing>
+          <wp:inline distT="0" distB="0" distL="0" distR="0" wp14:anchorId="6A2DB461" wp14:editId="2CC8B1C1">
+            <wp:extent cx="5867400" cy="1144958"/>
+            <wp:effectExtent l="0" t="0" r="0" b="0"/>
+            <wp:docPr id="424749733" name="Picture 1"/>
+            <wp:cNvGraphicFramePr>
+              <a:graphicFrameLocks xmlns:a="http://schemas.openxmlformats.org/drawingml/2006/main" noChangeAspect="1"/>
+            </wp:cNvGraphicFramePr>
+            <a:graphic xmlns:a="http://schemas.openxmlformats.org/drawingml/2006/main">
+              <a:graphicData uri="http://schemas.openxmlformats.org/drawingml/2006/picture">
+                <pic:pic xmlns:pic="http://schemas.openxmlformats.org/drawingml/2006/picture">
+                  <pic:nvPicPr>
+                    <pic:cNvPr id="424749733" name=""/>
+                    <pic:cNvPicPr/>
+                  </pic:nvPicPr>
+                  <pic:blipFill>
+                    <a:blip r:embed="rId8"/>
+                    <a:stretch>
+                      <a:fillRect/>
+                    </a:stretch>
+                  </pic:blipFill>
+                  <pic:spPr>
+                    <a:xfrm>
+                      <a:off x="0" y="0"/>
+                      <a:ext cx="5884840" cy="1148361"/>
+                    </a:xfrm>
+                    <a:prstGeom prst="rect">
+                      <a:avLst/>
+                    </a:prstGeom>
+                  </pic:spPr>
+                </pic:pic>
+              </a:graphicData>
+            </a:graphic>
+          </wp:inline>
+        </w:drawing>
+      </w:r>
+    </w:p>
+    <w:p>
+      <w:pPr>
+        <w:pStyle w:val="SubStepAlpha"/>
+        <w:ind w:left="720" w:hanging="360"/>
+      </w:pPr>
+      <w:r>
+        <w:t>Si el paquete de tecnología de seguridad no se ha habilitado, habilite el paquete</w:t>
+      </w:r>
+      <w:r>
+        <w:t xml:space="preserve"> de tecnología de seguridad mediante el siguiente comando</w:t>
+      </w:r>
+      <w:r>
+        <w:t>:</w:t>
+      </w:r>
+    </w:p>
+    <w:p>
+      <w:pPr>
+        <w:pStyle w:val="CMD"/>
+        <w:rPr>
+          <w:b/>
+          <w:lang w:val="en-US"/>
+        </w:rPr>
+      </w:pPr>
+      <w:r>
+        <w:rPr>
+          <w:noProof/>
+          <w:lang w:val="en-US"/>
+        </w:rPr>
+        <w:t xml:space="preserve">R1(config)# </w:t>
+      </w:r>
+      <w:r>
+        <w:rPr>
+          <w:b/>
+          <w:noProof/>
+          <w:lang w:val="en-US"/>
+        </w:rPr>
+        <w:t>license boot module c1900 technology-package securityk9</w:t>
+      </w:r>
+    </w:p>
+    <w:p>
+      <w:pPr>
+        <w:pStyle w:val="SubStepAlpha"/>
+        <w:tabs>
+          <w:tab w:val="clear" w:pos="360"/>
+          <w:tab w:val="num" w:pos="720"/>
+        </w:tabs>
+        <w:ind w:left="720" w:hanging="360"/>
+      </w:pPr>
+      <w:r>
+        <w:t>Acepte el contrato de licencia de usuario final</w:t>
+      </w:r>
+      <w:r>
+        <w:t xml:space="preserve"> : </w:t>
+      </w:r>
+      <w:r>
+        <w:rPr>
+          <w:b/>
+          <w:bCs/>
+        </w:rPr>
+        <w:t>yes</w:t>
       </w:r>
     </w:p>
     <w:p>
@@ -3575,6 +3580,68 @@
         <w:jc w:val="both"/>
       </w:pPr>
       <w:r>
+        <w:t>Vuelva</w:t>
+      </w:r>
+      <w:r>
+        <w:t xml:space="preserve"> a cargar el </w:t>
+      </w:r>
+      <w:r>
+        <w:t>ruteador</w:t>
+      </w:r>
+      <w:r>
+        <w:t xml:space="preserve"> para habilitar la licencia de seguridad</w:t>
+      </w:r>
+      <w:r>
+        <w:t>.</w:t>
+      </w:r>
+    </w:p>
+    <w:p>
+      <w:pPr>
+        <w:pStyle w:val="SubStepAlpha"/>
+        <w:numPr>
+          <w:ilvl w:val="0"/>
+          <w:numId w:val="0"/>
+        </w:numPr>
+        <w:ind w:left="708"/>
+        <w:jc w:val="both"/>
+        <w:rPr>
+          <w:rFonts w:ascii="Courier New" w:hAnsi="Courier New"/>
+          <w:b/>
+          <w:bCs/>
+          <w:noProof/>
+          <w:lang w:val="en-US"/>
+        </w:rPr>
+      </w:pPr>
+      <w:r>
+        <w:rPr>
+          <w:rFonts w:ascii="Courier New" w:hAnsi="Courier New"/>
+          <w:noProof/>
+          <w:lang w:val="en-US"/>
+        </w:rPr>
+        <w:t xml:space="preserve">R1# </w:t>
+      </w:r>
+      <w:r>
+        <w:rPr>
+          <w:rFonts w:ascii="Courier New" w:hAnsi="Courier New"/>
+          <w:b/>
+          <w:bCs/>
+          <w:noProof/>
+          <w:lang w:val="en-US"/>
+        </w:rPr>
+        <w:t>reload</w:t>
+      </w:r>
+    </w:p>
+    <w:p>
+      <w:pPr>
+        <w:pStyle w:val="SubStepAlpha"/>
+        <w:tabs>
+          <w:tab w:val="clear" w:pos="360"/>
+          <w:tab w:val="num" w:pos="720"/>
+        </w:tabs>
+        <w:ind w:left="720" w:hanging="360"/>
+        <w:jc w:val="both"/>
+      </w:pPr>
+      <w:r>
         <w:t xml:space="preserve">Verifique que el paquete de tecnología de seguridad se haya habilitado mediante el comando </w:t>
       </w:r>
       <w:r>
@@ -3582,19 +3649,139 @@
           <w:b/>
           <w:bCs/>
         </w:rPr>
-        <w:t xml:space="preserve">show </w:t>
-      </w:r>
-      <w:proofErr w:type="spellStart"/>
-      <w:r>
-        <w:rPr>
-          <w:b/>
-          <w:bCs/>
-        </w:rPr>
-        <w:t>version</w:t>
-      </w:r>
-      <w:proofErr w:type="spellEnd"/>
+        <w:t>show version</w:t>
+      </w:r>
       <w:r>
         <w:t>.</w:t>
+      </w:r>
+    </w:p>
+    <w:p>
+      <w:pPr>
+        <w:pStyle w:val="Heading3"/>
+        <w:numPr>
+          <w:ilvl w:val="0"/>
+          <w:numId w:val="0"/>
+        </w:numPr>
+      </w:pPr>
+      <w:r>
+        <w:rPr>
+          <w:noProof/>
+          <w14:ligatures w14:val="standardContextual"/>
+        </w:rPr>
+        <mc:AlternateContent>
+          <mc:Choice Requires="wps">
+            <w:drawing>
+              <wp:anchor distT="0" distB="0" distL="114300" distR="114300" simplePos="0" relativeHeight="251660288" behindDoc="0" locked="0" layoutInCell="1" allowOverlap="1" wp14:anchorId="305829F5" wp14:editId="2281D85E">
+                <wp:simplePos x="0" y="0"/>
+                <wp:positionH relativeFrom="column">
+                  <wp:posOffset>450850</wp:posOffset>
+                </wp:positionH>
+                <wp:positionV relativeFrom="paragraph">
+                  <wp:posOffset>859790</wp:posOffset>
+                </wp:positionV>
+                <wp:extent cx="4679950" cy="152400"/>
+                <wp:effectExtent l="0" t="0" r="25400" b="19050"/>
+                <wp:wrapNone/>
+                <wp:docPr id="456845202" name="Rectangle: Rounded Corners 2"/>
+                <wp:cNvGraphicFramePr/>
+                <a:graphic xmlns:a="http://schemas.openxmlformats.org/drawingml/2006/main">
+                  <a:graphicData uri="http://schemas.microsoft.com/office/word/2010/wordprocessingShape">
+                    <wps:wsp>
+                      <wps:cNvSpPr/>
+                      <wps:spPr>
+                        <a:xfrm>
+                          <a:off x="0" y="0"/>
+                          <a:ext cx="4679950" cy="152400"/>
+                        </a:xfrm>
+                        <a:prstGeom prst="roundRect">
+                          <a:avLst/>
+                        </a:prstGeom>
+                        <a:noFill/>
+                        <a:ln w="25400">
+                          <a:solidFill>
+                            <a:srgbClr val="FF0000"/>
+                          </a:solidFill>
+                        </a:ln>
+                      </wps:spPr>
+                      <wps:style>
+                        <a:lnRef idx="2">
+                          <a:schemeClr val="accent1">
+                            <a:shade val="15000"/>
+                          </a:schemeClr>
+                        </a:lnRef>
+                        <a:fillRef idx="1">
+                          <a:schemeClr val="accent1"/>
+                        </a:fillRef>
+                        <a:effectRef idx="0">
+                          <a:schemeClr val="accent1"/>
+                        </a:effectRef>
+                        <a:fontRef idx="minor">
+                          <a:schemeClr val="lt1"/>
+                        </a:fontRef>
+                      </wps:style>
+                      <wps:bodyPr rot="0" spcFirstLastPara="0" vertOverflow="overflow" horzOverflow="overflow" vert="horz" wrap="square" lIns="91440" tIns="45720" rIns="91440" bIns="45720" numCol="1" spcCol="0" rtlCol="0" fromWordArt="0" anchor="ctr" anchorCtr="0" forceAA="0" compatLnSpc="1">
+                        <a:prstTxWarp prst="textNoShape">
+                          <a:avLst/>
+                        </a:prstTxWarp>
+                        <a:noAutofit/>
+                      </wps:bodyPr>
+                    </wps:wsp>
+                  </a:graphicData>
+                </a:graphic>
+              </wp:anchor>
+            </w:drawing>
+          </mc:Choice>
+          <mc:Fallback>
+            <w:pict>
+              <v:roundrect w14:anchorId="00AE9FAC" id="Rectangle: Rounded Corners 2" o:spid="_x0000_s1026" style="position:absolute;margin-left:35.5pt;margin-top:67.7pt;width:368.5pt;height:12pt;z-index:251660288;visibility:visible;mso-wrap-style:square;mso-wrap-distance-left:9pt;mso-wrap-distance-top:0;mso-wrap-distance-right:9pt;mso-wrap-distance-bottom:0;mso-position-horizontal:absolute;mso-position-horizontal-relative:text;mso-position-vertical:absolute;mso-position-vertical-relative:text;v-text-anchor:middle" arcsize="10923f" o:gfxdata="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" filled="f" strokecolor="red" strokeweight="2pt">
+                <v:stroke joinstyle="miter"/>
+              </v:roundrect>
+            </w:pict>
+          </mc:Fallback>
+        </mc:AlternateContent>
+      </w:r>
+      <w:r>
+        <w:t xml:space="preserve">            </w:t>
+      </w:r>
+      <w:r>
+        <w:rPr>
+          <w:noProof/>
+        </w:rPr>
+        <w:drawing>
+          <wp:inline distT="0" distB="0" distL="0" distR="0" wp14:anchorId="7B98B2EC" wp14:editId="7A4A51E2">
+            <wp:extent cx="5677348" cy="1111250"/>
+            <wp:effectExtent l="0" t="0" r="0" b="0"/>
+            <wp:docPr id="1571709772" name="Picture 1"/>
+            <wp:cNvGraphicFramePr>
+              <a:graphicFrameLocks xmlns:a="http://schemas.openxmlformats.org/drawingml/2006/main" noChangeAspect="1"/>
+            </wp:cNvGraphicFramePr>
+            <a:graphic xmlns:a="http://schemas.openxmlformats.org/drawingml/2006/main">
+              <a:graphicData uri="http://schemas.openxmlformats.org/drawingml/2006/picture">
+                <pic:pic xmlns:pic="http://schemas.openxmlformats.org/drawingml/2006/picture">
+                  <pic:nvPicPr>
+                    <pic:cNvPr id="1571709772" name=""/>
+                    <pic:cNvPicPr/>
+                  </pic:nvPicPr>
+                  <pic:blipFill>
+                    <a:blip r:embed="rId9"/>
+                    <a:stretch>
+                      <a:fillRect/>
+                    </a:stretch>
+                  </pic:blipFill>
+                  <pic:spPr>
+                    <a:xfrm>
+                      <a:off x="0" y="0"/>
+                      <a:ext cx="5716074" cy="1118830"/>
+                    </a:xfrm>
+                    <a:prstGeom prst="rect">
+                      <a:avLst/>
+                    </a:prstGeom>
+                  </pic:spPr>
+                </pic:pic>
+              </a:graphicData>
+            </a:graphic>
+          </wp:inline>
+        </w:drawing>
       </w:r>
     </w:p>
     <w:p>
@@ -3671,7 +3858,87 @@
           <w:noProof/>
           <w:sz w:val="20"/>
         </w:rPr>
-        <w:t xml:space="preserve"> para identificar el tráfico de la LAN en R1 a la LAN en R3 como interesante. Este tráfico interesante activará la implementación de la VPN IPsec cuando haya tráfico entre las LAN de R1 a R3. El resto del tráfico procedente de las LAN no se cifrará. Debido a la denegación implícita</w:t>
+        <w:t xml:space="preserve"> para identificar el tráfico de la LAN en </w:t>
+      </w:r>
+      <w:r>
+        <w:rPr>
+          <w:b/>
+          <w:bCs/>
+          <w:noProof/>
+          <w:sz w:val="20"/>
+        </w:rPr>
+        <w:t>R1</w:t>
+      </w:r>
+      <w:r>
+        <w:rPr>
+          <w:noProof/>
+          <w:sz w:val="20"/>
+        </w:rPr>
+        <w:t xml:space="preserve"> a la LAN en </w:t>
+      </w:r>
+      <w:r>
+        <w:rPr>
+          <w:b/>
+          <w:bCs/>
+          <w:noProof/>
+          <w:sz w:val="20"/>
+        </w:rPr>
+        <w:t xml:space="preserve">R3 </w:t>
+      </w:r>
+      <w:r>
+        <w:rPr>
+          <w:noProof/>
+          <w:sz w:val="20"/>
+        </w:rPr>
+        <w:t xml:space="preserve">como interesante. Este tráfico interesante activará la implementación de la </w:t>
+      </w:r>
+      <w:r>
+        <w:rPr>
+          <w:b/>
+          <w:bCs/>
+          <w:noProof/>
+          <w:sz w:val="20"/>
+        </w:rPr>
+        <w:t xml:space="preserve">VPN IPsec </w:t>
+      </w:r>
+      <w:r>
+        <w:rPr>
+          <w:noProof/>
+          <w:sz w:val="20"/>
+        </w:rPr>
+        <w:t xml:space="preserve">cuando haya tráfico entre las LAN de </w:t>
+      </w:r>
+      <w:r>
+        <w:rPr>
+          <w:b/>
+          <w:bCs/>
+          <w:noProof/>
+          <w:sz w:val="20"/>
+        </w:rPr>
+        <w:t>R1</w:t>
+      </w:r>
+      <w:r>
+        <w:rPr>
+          <w:noProof/>
+          <w:sz w:val="20"/>
+        </w:rPr>
+        <w:t xml:space="preserve"> a </w:t>
+      </w:r>
+      <w:r>
+        <w:rPr>
+          <w:b/>
+          <w:bCs/>
+          <w:noProof/>
+          <w:sz w:val="20"/>
+        </w:rPr>
+        <w:t>R3</w:t>
+      </w:r>
+      <w:r>
+        <w:rPr>
+          <w:noProof/>
+          <w:sz w:val="20"/>
+        </w:rPr>
+        <w:t>. El resto del tráfico procedente de las LAN no se cifrará. Debido a la denegación implícita</w:t>
       </w:r>
       <w:r>
         <w:rPr>
@@ -3679,28 +3946,12 @@
         </w:rPr>
         <w:t xml:space="preserve"> </w:t>
       </w:r>
-      <w:proofErr w:type="spellStart"/>
-      <w:r>
-        <w:rPr>
-          <w:b/>
-        </w:rPr>
-        <w:t>deny</w:t>
-      </w:r>
-      <w:proofErr w:type="spellEnd"/>
-      <w:r>
-        <w:rPr>
-          <w:b/>
-        </w:rPr>
-        <w:t xml:space="preserve"> </w:t>
-      </w:r>
-      <w:proofErr w:type="spellStart"/>
-      <w:r>
-        <w:rPr>
-          <w:b/>
-        </w:rPr>
-        <w:t>all</w:t>
-      </w:r>
-      <w:proofErr w:type="spellEnd"/>
+      <w:r>
+        <w:rPr>
+          <w:b/>
+        </w:rPr>
+        <w:t>deny all</w:t>
+      </w:r>
       <w:r>
         <w:rPr>
           <w:noProof/>
@@ -3708,33 +3959,11 @@
         </w:rPr>
         <w:t xml:space="preserve">, no es necesario configurar una declaración </w:t>
       </w:r>
-      <w:proofErr w:type="spellStart"/>
-      <w:r>
-        <w:rPr>
-          <w:b/>
-        </w:rPr>
-        <w:t>deny</w:t>
-      </w:r>
-      <w:proofErr w:type="spellEnd"/>
-      <w:r>
-        <w:rPr>
-          <w:b/>
-        </w:rPr>
-        <w:t xml:space="preserve"> </w:t>
-      </w:r>
-      <w:proofErr w:type="spellStart"/>
-      <w:r>
-        <w:rPr>
-          <w:b/>
-        </w:rPr>
-        <w:t>ip</w:t>
-      </w:r>
-      <w:proofErr w:type="spellEnd"/>
-      <w:r>
-        <w:rPr>
-          <w:b/>
-        </w:rPr>
-        <w:t xml:space="preserve"> </w:t>
+      <w:r>
+        <w:rPr>
+          <w:b/>
+        </w:rPr>
+        <w:t xml:space="preserve">deny ip </w:t>
       </w:r>
       <w:r>
         <w:rPr>
@@ -3878,25 +4107,15 @@
           <w:bCs/>
           <w:lang w:val="en-US"/>
         </w:rPr>
-        <w:t xml:space="preserve">crypto </w:t>
-      </w:r>
-      <w:proofErr w:type="spellStart"/>
-      <w:r>
-        <w:rPr>
-          <w:b/>
-          <w:bCs/>
-          <w:lang w:val="en-US"/>
-        </w:rPr>
-        <w:t>isakmp</w:t>
-      </w:r>
-      <w:proofErr w:type="spellEnd"/>
-      <w:r>
-        <w:rPr>
-          <w:b/>
-          <w:bCs/>
-          <w:lang w:val="en-US"/>
-        </w:rPr>
-        <w:t xml:space="preserve"> policy 10</w:t>
+        <w:t>crypto isakmp policy 10</w:t>
+      </w:r>
+      <w:r>
+        <w:rPr>
+          <w:b/>
+          <w:bCs/>
+          <w:lang w:val="en-US"/>
+        </w:rPr>
+        <w:t xml:space="preserve"> </w:t>
       </w:r>
     </w:p>
     <w:p>
@@ -3910,91 +4129,30 @@
         <w:rPr>
           <w:lang w:val="en-US"/>
         </w:rPr>
-        <w:t>R1(config-</w:t>
-      </w:r>
-      <w:proofErr w:type="spellStart"/>
-      <w:proofErr w:type="gramStart"/>
-      <w:r>
-        <w:rPr>
-          <w:lang w:val="en-US"/>
-        </w:rPr>
-        <w:t>isakmp</w:t>
-      </w:r>
-      <w:proofErr w:type="spellEnd"/>
-      <w:r>
-        <w:rPr>
-          <w:lang w:val="en-US"/>
-        </w:rPr>
-        <w:t>)#</w:t>
-      </w:r>
-      <w:proofErr w:type="gramEnd"/>
-      <w:r>
-        <w:rPr>
-          <w:lang w:val="en-US"/>
-        </w:rPr>
-        <w:t xml:space="preserve"> </w:t>
-      </w:r>
-      <w:r>
-        <w:rPr>
-          <w:b/>
-          <w:bCs/>
-          <w:lang w:val="en-US"/>
-        </w:rPr>
-        <w:t xml:space="preserve">encryption </w:t>
-      </w:r>
-      <w:proofErr w:type="spellStart"/>
-      <w:r>
-        <w:rPr>
-          <w:b/>
-          <w:bCs/>
-          <w:lang w:val="en-US"/>
-        </w:rPr>
-        <w:t>aes</w:t>
-      </w:r>
-      <w:proofErr w:type="spellEnd"/>
-      <w:r>
-        <w:rPr>
-          <w:b/>
-          <w:bCs/>
-          <w:lang w:val="en-US"/>
-        </w:rPr>
-        <w:t xml:space="preserve"> 256</w:t>
+        <w:t xml:space="preserve">R1(config-isakmp)# </w:t>
+      </w:r>
+      <w:r>
+        <w:rPr>
+          <w:b/>
+          <w:bCs/>
+          <w:lang w:val="en-US"/>
+        </w:rPr>
+        <w:t>encryption aes 256</w:t>
       </w:r>
     </w:p>
     <w:p>
       <w:pPr>
         <w:pStyle w:val="CMD"/>
         <w:rPr>
-          <w:lang w:val="en-US"/>
-        </w:rPr>
-      </w:pPr>
-      <w:r>
-        <w:rPr>
-          <w:lang w:val="en-US"/>
-        </w:rPr>
-        <w:t>R1(config-</w:t>
-      </w:r>
-      <w:proofErr w:type="spellStart"/>
-      <w:proofErr w:type="gramStart"/>
-      <w:r>
-        <w:rPr>
-          <w:lang w:val="en-US"/>
-        </w:rPr>
-        <w:t>isakmp</w:t>
-      </w:r>
-      <w:proofErr w:type="spellEnd"/>
-      <w:r>
-        <w:rPr>
-          <w:lang w:val="en-US"/>
-        </w:rPr>
-        <w:t>)#</w:t>
-      </w:r>
-      <w:proofErr w:type="gramEnd"/>
-      <w:r>
-        <w:rPr>
-          <w:lang w:val="en-US"/>
-        </w:rPr>
-        <w:t xml:space="preserve"> </w:t>
+          <w:u w:val="single"/>
+          <w:lang w:val="en-US"/>
+        </w:rPr>
+      </w:pPr>
+      <w:r>
+        <w:rPr>
+          <w:lang w:val="en-US"/>
+        </w:rPr>
+        <w:t xml:space="preserve">R1(config-isakmp)# </w:t>
       </w:r>
       <w:r>
         <w:rPr>
@@ -4016,74 +4174,39 @@
         <w:rPr>
           <w:lang w:val="en-US"/>
         </w:rPr>
-        <w:t>R1(config-</w:t>
-      </w:r>
-      <w:proofErr w:type="spellStart"/>
-      <w:proofErr w:type="gramStart"/>
-      <w:r>
-        <w:rPr>
-          <w:lang w:val="en-US"/>
-        </w:rPr>
-        <w:t>isakmp</w:t>
-      </w:r>
-      <w:proofErr w:type="spellEnd"/>
-      <w:r>
-        <w:rPr>
-          <w:lang w:val="en-US"/>
-        </w:rPr>
-        <w:t>)#</w:t>
-      </w:r>
-      <w:proofErr w:type="gramEnd"/>
-      <w:r>
-        <w:rPr>
-          <w:lang w:val="en-US"/>
-        </w:rPr>
-        <w:t xml:space="preserve"> </w:t>
-      </w:r>
-      <w:r>
-        <w:rPr>
-          <w:b/>
-          <w:bCs/>
-          <w:lang w:val="en-US"/>
-        </w:rPr>
-        <w:t>group 5</w:t>
+        <w:t xml:space="preserve">R1(config-isakmp)# </w:t>
+      </w:r>
+      <w:r>
+        <w:rPr>
+          <w:b/>
+          <w:bCs/>
+          <w:lang w:val="en-US"/>
+        </w:rPr>
+        <w:t xml:space="preserve">group </w:t>
+      </w:r>
+      <w:r>
+        <w:rPr>
+          <w:b/>
+          <w:bCs/>
+          <w:lang w:val="en-US"/>
+        </w:rPr>
+        <w:t>5</w:t>
       </w:r>
     </w:p>
     <w:p>
       <w:pPr>
         <w:pStyle w:val="CMD"/>
         <w:rPr>
-          <w:highlight w:val="lightGray"/>
-          <w:lang w:val="en-US"/>
-        </w:rPr>
-      </w:pPr>
-      <w:r>
-        <w:rPr>
-          <w:lang w:val="en-US"/>
-        </w:rPr>
-        <w:t>R1(config-</w:t>
-      </w:r>
-      <w:proofErr w:type="spellStart"/>
-      <w:proofErr w:type="gramStart"/>
-      <w:r>
-        <w:rPr>
-          <w:lang w:val="en-US"/>
-        </w:rPr>
-        <w:t>isakmp</w:t>
-      </w:r>
-      <w:proofErr w:type="spellEnd"/>
-      <w:r>
-        <w:rPr>
-          <w:lang w:val="en-US"/>
-        </w:rPr>
-        <w:t>)#</w:t>
-      </w:r>
-      <w:proofErr w:type="gramEnd"/>
-      <w:r>
-        <w:rPr>
-          <w:lang w:val="en-US"/>
-        </w:rPr>
-        <w:t xml:space="preserve"> </w:t>
+          <w:b/>
+          <w:bCs/>
+          <w:lang w:val="en-US"/>
+        </w:rPr>
+      </w:pPr>
+      <w:r>
+        <w:rPr>
+          <w:lang w:val="en-US"/>
+        </w:rPr>
+        <w:t xml:space="preserve">R1(config-isakmp)# </w:t>
       </w:r>
       <w:r>
         <w:rPr>
@@ -4093,6 +4216,26 @@
         </w:rPr>
         <w:t>exit</w:t>
       </w:r>
+    </w:p>
+    <w:p>
+      <w:pPr>
+        <w:pStyle w:val="CMD"/>
+        <w:rPr>
+          <w:b/>
+          <w:bCs/>
+          <w:lang w:val="en-US"/>
+        </w:rPr>
+      </w:pPr>
+    </w:p>
+    <w:p>
+      <w:pPr>
+        <w:pStyle w:val="CMD"/>
+        <w:rPr>
+          <w:b/>
+          <w:bCs/>
+          <w:lang w:val="en-US"/>
+        </w:rPr>
+      </w:pPr>
     </w:p>
     <w:p>
       <w:pPr>
@@ -4101,89 +4244,10 @@
           <w:ilvl w:val="0"/>
           <w:numId w:val="0"/>
         </w:numPr>
-      </w:pPr>
-      <w:r>
-        <w:t xml:space="preserve">Paso 5: </w:t>
-      </w:r>
-      <w:r>
-        <w:t>C</w:t>
-      </w:r>
-      <w:r>
-        <w:t xml:space="preserve">onfigure la </w:t>
-      </w:r>
-      <w:r>
-        <w:t>clave criptográfica compartida y la dirección del par remoto</w:t>
-      </w:r>
-    </w:p>
-    <w:p>
-      <w:pPr>
-        <w:pStyle w:val="BodyTextL25"/>
-        <w:jc w:val="both"/>
-        <w:rPr>
-          <w:noProof/>
-        </w:rPr>
-      </w:pPr>
-      <w:r>
-        <w:rPr>
-          <w:noProof/>
-        </w:rPr>
-        <w:t xml:space="preserve">Configure la clave criptográfica compartida </w:t>
-      </w:r>
-      <w:r>
-        <w:rPr>
-          <w:b/>
-          <w:bCs/>
-          <w:noProof/>
-        </w:rPr>
-        <w:t>vpnpa55</w:t>
-      </w:r>
-      <w:r>
-        <w:rPr>
-          <w:noProof/>
-        </w:rPr>
-        <w:t xml:space="preserve"> y la dirección del par remoto.</w:t>
-      </w:r>
-    </w:p>
-    <w:p>
-      <w:pPr>
-        <w:pStyle w:val="CMD"/>
-        <w:rPr>
-          <w:highlight w:val="lightGray"/>
-          <w:lang w:val="en-US"/>
-        </w:rPr>
-      </w:pPr>
-      <w:r>
-        <w:rPr>
-          <w:lang w:val="en-US"/>
-        </w:rPr>
-        <w:t xml:space="preserve">R1(config)# </w:t>
-      </w:r>
-      <w:r>
-        <w:rPr>
-          <w:b/>
-          <w:bCs/>
-          <w:lang w:val="en-US"/>
-        </w:rPr>
-        <w:t xml:space="preserve">crypto </w:t>
-      </w:r>
-      <w:proofErr w:type="spellStart"/>
-      <w:r>
-        <w:rPr>
-          <w:b/>
-          <w:bCs/>
-          <w:lang w:val="en-US"/>
-        </w:rPr>
-        <w:t>isakmp</w:t>
-      </w:r>
-      <w:proofErr w:type="spellEnd"/>
-      <w:r>
-        <w:rPr>
-          <w:b/>
-          <w:bCs/>
-          <w:lang w:val="en-US"/>
-        </w:rPr>
-        <w:t xml:space="preserve"> key vpnpa55 address 10.2.2.2</w:t>
-      </w:r>
+        <w:rPr>
+          <w:lang w:val="en-US"/>
+        </w:rPr>
+      </w:pPr>
     </w:p>
     <w:p>
       <w:pPr>
@@ -4192,6 +4256,107 @@
           <w:ilvl w:val="0"/>
           <w:numId w:val="0"/>
         </w:numPr>
+      </w:pPr>
+      <w:r>
+        <w:t xml:space="preserve">Paso 5: </w:t>
+      </w:r>
+      <w:r>
+        <w:t>C</w:t>
+      </w:r>
+      <w:r>
+        <w:t xml:space="preserve">onfigure la </w:t>
+      </w:r>
+      <w:r>
+        <w:t>clave criptográfica compartida y la dirección del par remoto</w:t>
+      </w:r>
+    </w:p>
+    <w:p>
+      <w:pPr>
+        <w:pStyle w:val="BodyTextL25"/>
+        <w:jc w:val="both"/>
+        <w:rPr>
+          <w:noProof/>
+        </w:rPr>
+      </w:pPr>
+      <w:r>
+        <w:rPr>
+          <w:noProof/>
+        </w:rPr>
+        <w:t xml:space="preserve">Configure la clave criptográfica compartida </w:t>
+      </w:r>
+      <w:r>
+        <w:rPr>
+          <w:b/>
+          <w:bCs/>
+          <w:noProof/>
+        </w:rPr>
+        <w:t>vpnpa55</w:t>
+      </w:r>
+      <w:r>
+        <w:rPr>
+          <w:noProof/>
+        </w:rPr>
+        <w:t xml:space="preserve"> y la dirección del par remoto.</w:t>
+      </w:r>
+    </w:p>
+    <w:p>
+      <w:pPr>
+        <w:pStyle w:val="CMD"/>
+        <w:rPr>
+          <w:highlight w:val="lightGray"/>
+          <w:lang w:val="en-US"/>
+        </w:rPr>
+      </w:pPr>
+      <w:r>
+        <w:rPr>
+          <w:lang w:val="en-US"/>
+        </w:rPr>
+        <w:t xml:space="preserve">R1(config)# </w:t>
+      </w:r>
+      <w:r>
+        <w:rPr>
+          <w:b/>
+          <w:bCs/>
+          <w:lang w:val="en-US"/>
+        </w:rPr>
+        <w:t xml:space="preserve">crypto isakmp key </w:t>
+      </w:r>
+      <w:r>
+        <w:rPr>
+          <w:b/>
+          <w:bCs/>
+          <w:sz w:val="28"/>
+          <w:szCs w:val="28"/>
+          <w:lang w:val="en-US"/>
+        </w:rPr>
+        <w:t xml:space="preserve">vpnpa55 </w:t>
+      </w:r>
+      <w:r>
+        <w:rPr>
+          <w:b/>
+          <w:bCs/>
+          <w:lang w:val="en-US"/>
+        </w:rPr>
+        <w:t xml:space="preserve">address </w:t>
+      </w:r>
+      <w:r>
+        <w:rPr>
+          <w:b/>
+          <w:bCs/>
+          <w:sz w:val="28"/>
+          <w:szCs w:val="28"/>
+          <w:lang w:val="en-US"/>
+        </w:rPr>
+        <w:t>10.2.2.2</w:t>
+      </w:r>
+    </w:p>
+    <w:p>
+      <w:pPr>
+        <w:pStyle w:val="Heading3"/>
+        <w:numPr>
+          <w:ilvl w:val="0"/>
+          <w:numId w:val="0"/>
+        </w:numPr>
         <w:rPr>
           <w:noProof/>
         </w:rPr>
@@ -4218,7 +4383,7 @@
         <w:rPr>
           <w:noProof/>
         </w:rPr>
-        <w:t>Configure la política IPsec de la fase 2 de IKE en R1</w:t>
+        <w:t>Configure la política IPsec de la fase 2 en R1</w:t>
       </w:r>
     </w:p>
     <w:p>
@@ -4283,6 +4448,7 @@
       <w:pPr>
         <w:pStyle w:val="CMD"/>
         <w:rPr>
+          <w:b/>
           <w:lang w:val="en-US"/>
         </w:rPr>
       </w:pPr>
@@ -4297,65 +4463,8 @@
           <w:b/>
           <w:lang w:val="en-US"/>
         </w:rPr>
-        <w:t xml:space="preserve">crypto </w:t>
-      </w:r>
-      <w:proofErr w:type="spellStart"/>
-      <w:r>
-        <w:rPr>
-          <w:b/>
-          <w:lang w:val="en-US"/>
-        </w:rPr>
-        <w:t>ipsec</w:t>
-      </w:r>
-      <w:proofErr w:type="spellEnd"/>
-      <w:r>
-        <w:rPr>
-          <w:b/>
-          <w:lang w:val="en-US"/>
-        </w:rPr>
-        <w:t xml:space="preserve"> transform-set VPN-SET </w:t>
-      </w:r>
-      <w:proofErr w:type="spellStart"/>
-      <w:r>
-        <w:rPr>
-          <w:b/>
-          <w:lang w:val="en-US"/>
-        </w:rPr>
-        <w:t>esp-aes</w:t>
-      </w:r>
-      <w:proofErr w:type="spellEnd"/>
-      <w:r>
-        <w:rPr>
-          <w:b/>
-          <w:lang w:val="en-US"/>
-        </w:rPr>
-        <w:t xml:space="preserve"> </w:t>
-      </w:r>
-      <w:proofErr w:type="spellStart"/>
-      <w:r>
-        <w:rPr>
-          <w:b/>
-          <w:lang w:val="en-US"/>
-        </w:rPr>
-        <w:t>esp</w:t>
-      </w:r>
-      <w:proofErr w:type="spellEnd"/>
-      <w:r>
-        <w:rPr>
-          <w:b/>
-          <w:lang w:val="en-US"/>
-        </w:rPr>
-        <w:t>-sha-</w:t>
-      </w:r>
-      <w:proofErr w:type="spellStart"/>
-      <w:r>
-        <w:rPr>
-          <w:b/>
-          <w:lang w:val="en-US"/>
-        </w:rPr>
-        <w:t>hmac</w:t>
-      </w:r>
-      <w:proofErr w:type="spellEnd"/>
+        <w:t>crypto ipsec transform-set VPN-SET esp-aes esp-sha-hmac</w:t>
+      </w:r>
     </w:p>
     <w:p>
       <w:pPr>
@@ -4425,6 +4534,14 @@
         </w:rPr>
         <w:t>crypto map VPN-MAP 10 ipsec-isakmp</w:t>
       </w:r>
+      <w:r>
+        <w:rPr>
+          <w:b/>
+          <w:noProof/>
+          <w:lang w:val="en-US"/>
+        </w:rPr>
+        <w:t xml:space="preserve"> </w:t>
+      </w:r>
     </w:p>
     <w:p>
       <w:pPr>
@@ -4498,6 +4615,14 @@
         </w:rPr>
         <w:t>set transform-set VPN-SET</w:t>
       </w:r>
+      <w:r>
+        <w:rPr>
+          <w:b/>
+          <w:noProof/>
+          <w:lang w:val="en-US"/>
+        </w:rPr>
+        <w:t xml:space="preserve"> </w:t>
+      </w:r>
     </w:p>
     <w:p>
       <w:pPr>
@@ -4513,58 +4638,52 @@
           <w:noProof/>
           <w:lang w:val="en-US"/>
         </w:rPr>
+        <w:t>R1(config-crypt</w:t>
+      </w:r>
+      <w:r>
+        <w:rPr>
+          <w:noProof/>
+          <w:lang w:val="en-US"/>
+        </w:rPr>
+        <w:t xml:space="preserve"> </w:t>
+      </w:r>
+      <w:r>
+        <w:rPr>
+          <w:noProof/>
+          <w:lang w:val="en-US"/>
+        </w:rPr>
+        <w:t xml:space="preserve">o-map)# </w:t>
+      </w:r>
+      <w:r>
+        <w:rPr>
+          <w:b/>
+          <w:noProof/>
+          <w:lang w:val="en-US"/>
+        </w:rPr>
+        <w:t>match address 110</w:t>
+      </w:r>
+    </w:p>
+    <w:p>
+      <w:pPr>
+        <w:pStyle w:val="CMD"/>
+        <w:rPr>
+          <w:b/>
+          <w:noProof/>
+        </w:rPr>
+      </w:pPr>
+      <w:r>
+        <w:rPr>
+          <w:noProof/>
+        </w:rPr>
         <w:t xml:space="preserve">R1(config-crypto-map)# </w:t>
       </w:r>
       <w:r>
         <w:rPr>
           <w:b/>
           <w:noProof/>
-          <w:lang w:val="en-US"/>
-        </w:rPr>
-        <w:t>match address 110</w:t>
-      </w:r>
-    </w:p>
-    <w:p>
-      <w:pPr>
-        <w:pStyle w:val="CMD"/>
-        <w:rPr>
-          <w:b/>
-          <w:noProof/>
-        </w:rPr>
-      </w:pPr>
-      <w:r>
-        <w:rPr>
-          <w:noProof/>
-        </w:rPr>
-        <w:t xml:space="preserve">R1(config-crypto-map)# </w:t>
-      </w:r>
-      <w:r>
-        <w:rPr>
-          <w:b/>
-          <w:noProof/>
         </w:rPr>
         <w:t>exit</w:t>
       </w:r>
-    </w:p>
-    <w:p>
-      <w:pPr>
-        <w:pStyle w:val="CMD"/>
-      </w:pPr>
-    </w:p>
-    <w:p>
-      <w:pPr>
-        <w:pStyle w:val="CMD"/>
-      </w:pPr>
-    </w:p>
-    <w:p>
-      <w:pPr>
-        <w:pStyle w:val="CMD"/>
-      </w:pPr>
-    </w:p>
-    <w:p>
-      <w:pPr>
-        <w:pStyle w:val="CMD"/>
-      </w:pPr>
     </w:p>
     <w:p>
       <w:pPr>
@@ -4604,7 +4723,17 @@
         <w:pStyle w:val="BodyTextL25"/>
       </w:pPr>
       <w:r>
-        <w:t xml:space="preserve">Enlace el mapa criptográfico VPN-MAP a la interfaz Serial 0/0/0 </w:t>
+        <w:t xml:space="preserve">Enlace el mapa criptográfico VPN-MAP a la interfaz </w:t>
+      </w:r>
+      <w:r>
+        <w:rPr>
+          <w:b/>
+          <w:bCs/>
+        </w:rPr>
+        <w:t>Serial 0/0/0</w:t>
+      </w:r>
+      <w:r>
+        <w:t xml:space="preserve"> </w:t>
       </w:r>
       <w:r>
         <w:t>de salida</w:t>
@@ -4645,21 +4774,7 @@
         <w:rPr>
           <w:lang w:val="en-US"/>
         </w:rPr>
-        <w:t>R1(config-</w:t>
-      </w:r>
-      <w:proofErr w:type="gramStart"/>
-      <w:r>
-        <w:rPr>
-          <w:lang w:val="en-US"/>
-        </w:rPr>
-        <w:t>if)#</w:t>
-      </w:r>
-      <w:proofErr w:type="gramEnd"/>
-      <w:r>
-        <w:rPr>
-          <w:lang w:val="en-US"/>
-        </w:rPr>
-        <w:t xml:space="preserve"> </w:t>
+        <w:t xml:space="preserve">R1(config-if)# </w:t>
       </w:r>
       <w:r>
         <w:rPr>
@@ -4740,17 +4855,8 @@
           <w:b/>
           <w:bCs/>
         </w:rPr>
-        <w:t xml:space="preserve">show </w:t>
-      </w:r>
-      <w:proofErr w:type="spellStart"/>
-      <w:r>
-        <w:rPr>
-          <w:b/>
-          <w:bCs/>
-        </w:rPr>
-        <w:t>version</w:t>
-      </w:r>
-      <w:proofErr w:type="spellEnd"/>
+        <w:t>show version</w:t>
+      </w:r>
       <w:r>
         <w:t xml:space="preserve"> para verificar que la información de </w:t>
       </w:r>
@@ -4826,7 +4932,21 @@
         <w:rPr>
           <w:noProof/>
         </w:rPr>
-        <w:t xml:space="preserve"> en R3. Configure </w:t>
+        <w:t xml:space="preserve"> en </w:t>
+      </w:r>
+      <w:r>
+        <w:rPr>
+          <w:b/>
+          <w:bCs/>
+          <w:noProof/>
+        </w:rPr>
+        <w:t>R3</w:t>
+      </w:r>
+      <w:r>
+        <w:rPr>
+          <w:noProof/>
+        </w:rPr>
+        <w:t xml:space="preserve">. Configure </w:t>
       </w:r>
       <w:r>
         <w:rPr>
@@ -4846,7 +4966,35 @@
         <w:rPr>
           <w:noProof/>
         </w:rPr>
-        <w:t xml:space="preserve"> para identificar el tráfico de la LAN en R3 a la LAN en R1 como interesante.</w:t>
+        <w:t xml:space="preserve"> para identificar el tráfico de la LAN en </w:t>
+      </w:r>
+      <w:r>
+        <w:rPr>
+          <w:b/>
+          <w:bCs/>
+          <w:noProof/>
+        </w:rPr>
+        <w:t>R3</w:t>
+      </w:r>
+      <w:r>
+        <w:rPr>
+          <w:noProof/>
+        </w:rPr>
+        <w:t xml:space="preserve"> a la LAN en </w:t>
+      </w:r>
+      <w:r>
+        <w:rPr>
+          <w:b/>
+          <w:bCs/>
+          <w:noProof/>
+        </w:rPr>
+        <w:t>R1</w:t>
+      </w:r>
+      <w:r>
+        <w:rPr>
+          <w:noProof/>
+        </w:rPr>
+        <w:t xml:space="preserve"> como interesante.</w:t>
       </w:r>
     </w:p>
     <w:p>
@@ -4923,7 +5071,21 @@
         <w:rPr>
           <w:noProof/>
         </w:rPr>
-        <w:t xml:space="preserve"> en R3 junto con la clave criptográfica compartida </w:t>
+        <w:t xml:space="preserve"> en </w:t>
+      </w:r>
+      <w:r>
+        <w:rPr>
+          <w:b/>
+          <w:bCs/>
+          <w:noProof/>
+        </w:rPr>
+        <w:t>R3</w:t>
+      </w:r>
+      <w:r>
+        <w:rPr>
+          <w:noProof/>
+        </w:rPr>
+        <w:t xml:space="preserve"> junto con la clave criptográfica compartida </w:t>
       </w:r>
       <w:r>
         <w:rPr>
@@ -4988,49 +5150,42 @@
         </w:rPr>
         <w:t xml:space="preserve"> 256</w:t>
       </w:r>
+      <w:r>
+        <w:rPr>
+          <w:b/>
+          <w:lang w:val="en-US"/>
+        </w:rPr>
+        <w:t xml:space="preserve"> </w:t>
+      </w:r>
     </w:p>
     <w:p>
       <w:pPr>
         <w:pStyle w:val="CMD"/>
         <w:rPr>
-          <w:lang w:val="en-US"/>
-        </w:rPr>
-      </w:pPr>
-      <w:r>
-        <w:rPr>
-          <w:lang w:val="en-US"/>
-        </w:rPr>
-        <w:t>R3(config-</w:t>
-      </w:r>
-      <w:proofErr w:type="spellStart"/>
-      <w:proofErr w:type="gramStart"/>
-      <w:r>
-        <w:rPr>
-          <w:lang w:val="en-US"/>
-        </w:rPr>
-        <w:t>isakmp</w:t>
-      </w:r>
-      <w:proofErr w:type="spellEnd"/>
-      <w:r>
-        <w:rPr>
-          <w:lang w:val="en-US"/>
-        </w:rPr>
-        <w:t>)#</w:t>
-      </w:r>
-      <w:proofErr w:type="gramEnd"/>
-      <w:r>
-        <w:rPr>
+          <w:u w:val="single"/>
+          <w:lang w:val="en-US"/>
+        </w:rPr>
+      </w:pPr>
+      <w:r>
+        <w:rPr>
+          <w:lang w:val="en-US"/>
+        </w:rPr>
+        <w:t xml:space="preserve">R3(config-isakmp)# </w:t>
+      </w:r>
+      <w:r>
+        <w:rPr>
+          <w:b/>
+          <w:lang w:val="en-US"/>
+        </w:rPr>
+        <w:t>authentication pre-share</w:t>
+      </w:r>
+      <w:r>
+        <w:rPr>
+          <w:b/>
           <w:lang w:val="en-US"/>
         </w:rPr>
         <w:t xml:space="preserve"> </w:t>
       </w:r>
-      <w:r>
-        <w:rPr>
-          <w:b/>
-          <w:lang w:val="en-US"/>
-        </w:rPr>
-        <w:t>authentication pre-share</w:t>
-      </w:r>
     </w:p>
     <w:p>
       <w:pPr>
@@ -5044,37 +5199,22 @@
         <w:rPr>
           <w:lang w:val="en-US"/>
         </w:rPr>
-        <w:t>R3(config-</w:t>
-      </w:r>
-      <w:proofErr w:type="spellStart"/>
-      <w:proofErr w:type="gramStart"/>
-      <w:r>
-        <w:rPr>
-          <w:lang w:val="en-US"/>
-        </w:rPr>
-        <w:t>isakmp</w:t>
-      </w:r>
-      <w:proofErr w:type="spellEnd"/>
-      <w:r>
-        <w:rPr>
-          <w:lang w:val="en-US"/>
-        </w:rPr>
-        <w:t>)#</w:t>
-      </w:r>
-      <w:proofErr w:type="gramEnd"/>
-      <w:r>
-        <w:rPr>
+        <w:t xml:space="preserve">R3(config-isakmp)# </w:t>
+      </w:r>
+      <w:r>
+        <w:rPr>
+          <w:b/>
+          <w:lang w:val="en-US"/>
+        </w:rPr>
+        <w:t>group 5</w:t>
+      </w:r>
+      <w:r>
+        <w:rPr>
+          <w:b/>
           <w:lang w:val="en-US"/>
         </w:rPr>
         <w:t xml:space="preserve"> </w:t>
       </w:r>
-      <w:r>
-        <w:rPr>
-          <w:b/>
-          <w:lang w:val="en-US"/>
-        </w:rPr>
-        <w:t>group 5</w:t>
-      </w:r>
     </w:p>
     <w:p>
       <w:pPr>
@@ -5104,7 +5244,8 @@
       <w:pPr>
         <w:pStyle w:val="CMD"/>
         <w:rPr>
-          <w:highlight w:val="lightGray"/>
+          <w:b/>
+          <w:noProof/>
           <w:lang w:val="en-US"/>
         </w:rPr>
       </w:pPr>
@@ -5142,7 +5283,7 @@
         <w:t xml:space="preserve">Paso 4: </w:t>
       </w:r>
       <w:r>
-        <w:t>Configure la política IPsec de fase 2 de IKE en el R3</w:t>
+        <w:t>Configure la política IPsec de fase 2 en R3</w:t>
       </w:r>
     </w:p>
     <w:p>
@@ -5174,26 +5315,16 @@
       <w:r>
         <w:t xml:space="preserve"> para usar </w:t>
       </w:r>
-      <w:proofErr w:type="spellStart"/>
-      <w:r>
-        <w:rPr>
-          <w:b/>
-          <w:bCs/>
-        </w:rPr>
-        <w:t>esp</w:t>
-      </w:r>
-      <w:proofErr w:type="spellEnd"/>
-      <w:r>
-        <w:rPr>
-          <w:b/>
-          <w:bCs/>
-        </w:rPr>
-        <w:t>-aes</w:t>
+      <w:r>
+        <w:rPr>
+          <w:b/>
+          <w:bCs/>
+        </w:rPr>
+        <w:t>esp-aes</w:t>
       </w:r>
       <w:r>
         <w:t xml:space="preserve"> y </w:t>
       </w:r>
-      <w:proofErr w:type="spellStart"/>
       <w:r>
         <w:rPr>
           <w:b/>
@@ -5201,7 +5332,6 @@
         </w:rPr>
         <w:t>esp-sha-hma</w:t>
       </w:r>
-      <w:proofErr w:type="spellEnd"/>
     </w:p>
     <w:p>
       <w:pPr>
@@ -5222,65 +5352,26 @@
           <w:b/>
           <w:lang w:val="en-US"/>
         </w:rPr>
-        <w:t xml:space="preserve">crypto </w:t>
-      </w:r>
-      <w:proofErr w:type="spellStart"/>
-      <w:r>
-        <w:rPr>
-          <w:b/>
-          <w:lang w:val="en-US"/>
-        </w:rPr>
-        <w:t>ipsec</w:t>
-      </w:r>
-      <w:proofErr w:type="spellEnd"/>
-      <w:r>
-        <w:rPr>
-          <w:b/>
-          <w:lang w:val="en-US"/>
-        </w:rPr>
-        <w:t xml:space="preserve"> transform-set VPN-SET </w:t>
-      </w:r>
-      <w:proofErr w:type="spellStart"/>
-      <w:r>
-        <w:rPr>
-          <w:b/>
-          <w:lang w:val="en-US"/>
-        </w:rPr>
-        <w:t>esp-aes</w:t>
-      </w:r>
-      <w:proofErr w:type="spellEnd"/>
-      <w:r>
-        <w:rPr>
-          <w:b/>
-          <w:lang w:val="en-US"/>
-        </w:rPr>
-        <w:t xml:space="preserve"> </w:t>
-      </w:r>
-      <w:proofErr w:type="spellStart"/>
-      <w:r>
-        <w:rPr>
-          <w:b/>
-          <w:lang w:val="en-US"/>
-        </w:rPr>
-        <w:t>esp</w:t>
-      </w:r>
-      <w:proofErr w:type="spellEnd"/>
-      <w:r>
-        <w:rPr>
-          <w:b/>
-          <w:lang w:val="en-US"/>
-        </w:rPr>
-        <w:t>-sha-</w:t>
-      </w:r>
-      <w:proofErr w:type="spellStart"/>
-      <w:r>
-        <w:rPr>
-          <w:b/>
-          <w:lang w:val="en-US"/>
-        </w:rPr>
-        <w:t>hmac</w:t>
-      </w:r>
-      <w:proofErr w:type="spellEnd"/>
+        <w:t>crypto ipsec transform-set VPN-SET esp-aes esp-sha-hmac</w:t>
+      </w:r>
+    </w:p>
+    <w:p>
+      <w:pPr>
+        <w:pStyle w:val="CMD"/>
+        <w:rPr>
+          <w:b/>
+          <w:lang w:val="en-US"/>
+        </w:rPr>
+      </w:pPr>
+    </w:p>
+    <w:p>
+      <w:pPr>
+        <w:pStyle w:val="CMD"/>
+        <w:rPr>
+          <w:b/>
+          <w:lang w:val="en-US"/>
+        </w:rPr>
+      </w:pPr>
     </w:p>
     <w:p>
       <w:pPr>
@@ -5546,21 +5637,7 @@
         <w:rPr>
           <w:lang w:val="en-US"/>
         </w:rPr>
-        <w:t>R3(config-</w:t>
-      </w:r>
-      <w:proofErr w:type="gramStart"/>
-      <w:r>
-        <w:rPr>
-          <w:lang w:val="en-US"/>
-        </w:rPr>
-        <w:t>if)#</w:t>
-      </w:r>
-      <w:proofErr w:type="gramEnd"/>
-      <w:r>
-        <w:rPr>
-          <w:lang w:val="en-US"/>
-        </w:rPr>
-        <w:t xml:space="preserve"> </w:t>
+        <w:t xml:space="preserve">R3(config-if)# </w:t>
       </w:r>
       <w:r>
         <w:rPr>
@@ -5577,50 +5654,6 @@
           <w:ilvl w:val="0"/>
           <w:numId w:val="0"/>
         </w:numPr>
-        <w:rPr>
-          <w:lang w:val="en-US"/>
-        </w:rPr>
-      </w:pPr>
-    </w:p>
-    <w:p>
-      <w:pPr>
-        <w:pStyle w:val="BodyTextL25"/>
-        <w:rPr>
-          <w:lang w:val="en-US"/>
-        </w:rPr>
-      </w:pPr>
-    </w:p>
-    <w:p>
-      <w:pPr>
-        <w:pStyle w:val="BodyTextL25"/>
-        <w:rPr>
-          <w:lang w:val="en-US"/>
-        </w:rPr>
-      </w:pPr>
-    </w:p>
-    <w:p>
-      <w:pPr>
-        <w:pStyle w:val="BodyTextL25"/>
-        <w:rPr>
-          <w:lang w:val="en-US"/>
-        </w:rPr>
-      </w:pPr>
-    </w:p>
-    <w:p>
-      <w:pPr>
-        <w:pStyle w:val="BodyTextL25"/>
-        <w:rPr>
-          <w:lang w:val="en-US"/>
-        </w:rPr>
-      </w:pPr>
-    </w:p>
-    <w:p>
-      <w:pPr>
-        <w:pStyle w:val="Heading2"/>
-        <w:numPr>
-          <w:ilvl w:val="0"/>
-          <w:numId w:val="0"/>
-        </w:numPr>
       </w:pPr>
       <w:r>
         <w:t xml:space="preserve">Parte 3: </w:t>
@@ -5654,6 +5687,9 @@
       <w:pPr>
         <w:pStyle w:val="BodyTextL25"/>
         <w:jc w:val="both"/>
+        <w:rPr>
+          <w:noProof/>
+        </w:rPr>
       </w:pPr>
       <w:r>
         <w:rPr>
@@ -5688,6 +5724,49 @@
           <w:noProof/>
         </w:rPr>
         <w:t>. Tenga en cuenta que la cantidad de paquetes encapsulados, encriptados, desencapsulados y desencriptados se establece en 0.</w:t>
+      </w:r>
+      <w:r>
+        <w:rPr>
+          <w:noProof/>
+        </w:rPr>
+        <w:t xml:space="preserve"> </w:t>
+      </w:r>
+    </w:p>
+    <w:p>
+      <w:pPr>
+        <w:pStyle w:val="BodyTextL25"/>
+        <w:jc w:val="both"/>
+        <w:rPr>
+          <w:b/>
+          <w:bCs/>
+          <w:noProof/>
+        </w:rPr>
+      </w:pPr>
+      <w:r>
+        <w:rPr>
+          <w:b/>
+          <w:bCs/>
+          <w:noProof/>
+        </w:rPr>
+        <w:t>*sa (Security asociation)</w:t>
+      </w:r>
+    </w:p>
+    <w:p>
+      <w:pPr>
+        <w:pStyle w:val="BodyTextL25"/>
+        <w:jc w:val="both"/>
+        <w:rPr>
+          <w:b/>
+          <w:bCs/>
+        </w:rPr>
+      </w:pPr>
+      <w:r>
+        <w:rPr>
+          <w:b/>
+          <w:bCs/>
+          <w:lang w:val="es-ES"/>
+        </w:rPr>
+        <w:t>Una SA es una relación entre dos o más entidades que describe cómo las entidades utilizarán los servicios de seguridad para comunicarse de forma segura.</w:t>
       </w:r>
     </w:p>
     <w:p>
@@ -5795,49 +5874,8 @@
           <w:b/>
           <w:bCs/>
         </w:rPr>
-        <w:t xml:space="preserve">show </w:t>
-      </w:r>
-      <w:proofErr w:type="spellStart"/>
-      <w:r>
-        <w:rPr>
-          <w:b/>
-          <w:bCs/>
-        </w:rPr>
-        <w:t>crypto</w:t>
-      </w:r>
-      <w:proofErr w:type="spellEnd"/>
-      <w:r>
-        <w:rPr>
-          <w:b/>
-          <w:bCs/>
-        </w:rPr>
-        <w:t xml:space="preserve"> </w:t>
-      </w:r>
-      <w:proofErr w:type="spellStart"/>
-      <w:r>
-        <w:rPr>
-          <w:b/>
-          <w:bCs/>
-        </w:rPr>
-        <w:t>ipsec</w:t>
-      </w:r>
-      <w:proofErr w:type="spellEnd"/>
-      <w:r>
-        <w:rPr>
-          <w:b/>
-          <w:bCs/>
-        </w:rPr>
-        <w:t xml:space="preserve"> </w:t>
-      </w:r>
-      <w:proofErr w:type="spellStart"/>
-      <w:r>
-        <w:rPr>
-          <w:b/>
-          <w:bCs/>
-        </w:rPr>
-        <w:t>sa</w:t>
-      </w:r>
-      <w:proofErr w:type="spellEnd"/>
+        <w:t>show crypto ipsec sa</w:t>
+      </w:r>
       <w:r>
         <w:t>. Observe que la cantidad de paquetes es mayor que 0, lo que indica que el túnel VPN IPsec está funcionando.</w:t>
       </w:r>
@@ -5924,49 +5962,8 @@
           <w:b/>
           <w:bCs/>
         </w:rPr>
-        <w:t xml:space="preserve">show </w:t>
-      </w:r>
-      <w:proofErr w:type="spellStart"/>
-      <w:r>
-        <w:rPr>
-          <w:b/>
-          <w:bCs/>
-        </w:rPr>
-        <w:t>crypto</w:t>
-      </w:r>
-      <w:proofErr w:type="spellEnd"/>
-      <w:r>
-        <w:rPr>
-          <w:b/>
-          <w:bCs/>
-        </w:rPr>
-        <w:t xml:space="preserve"> </w:t>
-      </w:r>
-      <w:proofErr w:type="spellStart"/>
-      <w:r>
-        <w:rPr>
-          <w:b/>
-          <w:bCs/>
-        </w:rPr>
-        <w:t>ipsec</w:t>
-      </w:r>
-      <w:proofErr w:type="spellEnd"/>
-      <w:r>
-        <w:rPr>
-          <w:b/>
-          <w:bCs/>
-        </w:rPr>
-        <w:t xml:space="preserve"> </w:t>
-      </w:r>
-      <w:proofErr w:type="spellStart"/>
-      <w:r>
-        <w:rPr>
-          <w:b/>
-          <w:bCs/>
-        </w:rPr>
-        <w:t>sa</w:t>
-      </w:r>
-      <w:proofErr w:type="spellEnd"/>
+        <w:t>show crypto ipsec sa</w:t>
+      </w:r>
       <w:r>
         <w:t>. Observe que la cantidad de paquetes no ha cambiado, lo que verifica que el tráfico no interesante no está encriptado</w:t>
       </w:r>
@@ -5974,7 +5971,7 @@
     <w:p/>
     <w:sectPr>
       <w:pgSz w:w="12240" w:h="15840"/>
-      <w:pgMar w:top="426" w:right="1080" w:bottom="851" w:left="1080" w:header="708" w:footer="708" w:gutter="0"/>
+      <w:pgMar w:top="426" w:right="1080" w:bottom="567" w:left="1080" w:header="708" w:footer="708" w:gutter="0"/>
       <w:cols w:space="708"/>
       <w:docGrid w:linePitch="360"/>
     </w:sectPr>
@@ -5983,7 +5980,7 @@
 </file>
 
 <file path=word/numbering.xml><?xml version="1.0" encoding="utf-8"?>
-<w:numbering xmlns:wpc="http://schemas.microsoft.com/office/word/2010/wordprocessingCanvas" xmlns:cx="http://schemas.microsoft.com/office/drawing/2014/chartex" xmlns:cx1="http://schemas.microsoft.com/office/drawing/2015/9/8/chartex" xmlns:cx2="http://schemas.microsoft.com/office/drawing/2015/10/21/chartex" xmlns:cx3="http://schemas.microsoft.com/office/drawing/2016/5/9/chartex" xmlns:cx4="http://schemas.microsoft.com/office/drawing/2016/5/10/chartex" xmlns:cx5="http://schemas.microsoft.com/office/drawing/2016/5/11/chartex" xmlns:cx6="http://schemas.microsoft.com/office/drawing/2016/5/12/chartex" xmlns:cx7="http://schemas.microsoft.com/office/drawing/2016/5/13/chartex" xmlns:cx8="http://schemas.microsoft.com/office/drawing/2016/5/14/chartex" xmlns:mc="http://schemas.openxmlformats.org/markup-compatibility/2006" xmlns:aink="http://schemas.microsoft.com/office/drawing/2016/ink" xmlns:am3d="http://schemas.microsoft.com/office/drawing/2017/model3d" xmlns:o="urn:schemas-microsoft-com:office:office" xmlns:oel="http://schemas.microsoft.com/office/2019/extlst" xmlns:r="http://schemas.openxmlformats.org/officeDocument/2006/relationships" xmlns:m="http://schemas.openxmlformats.org/officeDocument/2006/math" xmlns:v="urn:schemas-microsoft-com:vml" xmlns:wp14="http://schemas.microsoft.com/office/word/2010/wordprocessingDrawing" xmlns:wp="http://schemas.openxmlformats.org/drawingml/2006/wordprocessingDrawing" xmlns:w10="urn:schemas-microsoft-com:office:word" xmlns:w="http://schemas.openxmlformats.org/wordprocessingml/2006/main" xmlns:w14="http://schemas.microsoft.com/office/word/2010/wordml" xmlns:w15="http://schemas.microsoft.com/office/word/2012/wordml" xmlns:w16cex="http://schemas.microsoft.com/office/word/2018/wordml/cex" xmlns:w16cid="http://schemas.microsoft.com/office/word/2016/wordml/cid" xmlns:w16="http://schemas.microsoft.com/office/word/2018/wordml" xmlns:w16sdtdh="http://schemas.microsoft.com/office/word/2020/wordml/sdtdatahash" xmlns:w16se="http://schemas.microsoft.com/office/word/2015/wordml/symex" xmlns:wpg="http://schemas.microsoft.com/office/word/2010/wordprocessingGroup" xmlns:wpi="http://schemas.microsoft.com/office/word/2010/wordprocessingInk" xmlns:wne="http://schemas.microsoft.com/office/word/2006/wordml" xmlns:wps="http://schemas.microsoft.com/office/word/2010/wordprocessingShape" mc:Ignorable="w14 w15 w16se w16cid w16 w16cex w16sdtdh wp14">
+<w:numbering xmlns:wpc="http://schemas.microsoft.com/office/word/2010/wordprocessingCanvas" xmlns:cx="http://schemas.microsoft.com/office/drawing/2014/chartex" xmlns:cx1="http://schemas.microsoft.com/office/drawing/2015/9/8/chartex" xmlns:cx2="http://schemas.microsoft.com/office/drawing/2015/10/21/chartex" xmlns:cx3="http://schemas.microsoft.com/office/drawing/2016/5/9/chartex" xmlns:cx4="http://schemas.microsoft.com/office/drawing/2016/5/10/chartex" xmlns:cx5="http://schemas.microsoft.com/office/drawing/2016/5/11/chartex" xmlns:cx6="http://schemas.microsoft.com/office/drawing/2016/5/12/chartex" xmlns:cx7="http://schemas.microsoft.com/office/drawing/2016/5/13/chartex" xmlns:cx8="http://schemas.microsoft.com/office/drawing/2016/5/14/chartex" xmlns:mc="http://schemas.openxmlformats.org/markup-compatibility/2006" xmlns:aink="http://schemas.microsoft.com/office/drawing/2016/ink" xmlns:am3d="http://schemas.microsoft.com/office/drawing/2017/model3d" xmlns:o="urn:schemas-microsoft-com:office:office" xmlns:oel="http://schemas.microsoft.com/office/2019/extlst" xmlns:r="http://schemas.openxmlformats.org/officeDocument/2006/relationships" xmlns:m="http://schemas.openxmlformats.org/officeDocument/2006/math" xmlns:v="urn:schemas-microsoft-com:vml" xmlns:wp14="http://schemas.microsoft.com/office/word/2010/wordprocessingDrawing" xmlns:wp="http://schemas.openxmlformats.org/drawingml/2006/wordprocessingDrawing" xmlns:w10="urn:schemas-microsoft-com:office:word" xmlns:w="http://schemas.openxmlformats.org/wordprocessingml/2006/main" xmlns:w14="http://schemas.microsoft.com/office/word/2010/wordml" xmlns:w15="http://schemas.microsoft.com/office/word/2012/wordml" xmlns:w16cex="http://schemas.microsoft.com/office/word/2018/wordml/cex" xmlns:w16cid="http://schemas.microsoft.com/office/word/2016/wordml/cid" xmlns:w16="http://schemas.microsoft.com/office/word/2018/wordml" xmlns:w16du="http://schemas.microsoft.com/office/word/2023/wordml/word16du" xmlns:w16sdtdh="http://schemas.microsoft.com/office/word/2020/wordml/sdtdatahash" xmlns:w16sdtfl="http://schemas.microsoft.com/office/word/2024/wordml/sdtformatlock" xmlns:w16se="http://schemas.microsoft.com/office/word/2015/wordml/symex" xmlns:wpg="http://schemas.microsoft.com/office/word/2010/wordprocessingGroup" xmlns:wpi="http://schemas.microsoft.com/office/word/2010/wordprocessingInk" xmlns:wne="http://schemas.microsoft.com/office/word/2006/wordml" xmlns:wps="http://schemas.microsoft.com/office/word/2010/wordprocessingShape" mc:Ignorable="w14 w15 w16se w16cid w16 w16cex w16sdtdh w16sdtfl w16du wp14">
   <w:abstractNum w:abstractNumId="0" w15:restartNumberingAfterBreak="0">
     <w:nsid w:val="1217228C"/>
     <w:multiLevelType w:val="multilevel"/>
@@ -6504,7 +6501,7 @@
 </file>
 
 <file path=word/styles.xml><?xml version="1.0" encoding="utf-8"?>
-<w:styles xmlns:mc="http://schemas.openxmlformats.org/markup-compatibility/2006" xmlns:r="http://schemas.openxmlformats.org/officeDocument/2006/relationships" xmlns:w="http://schemas.openxmlformats.org/wordprocessingml/2006/main" xmlns:w14="http://schemas.microsoft.com/office/word/2010/wordml" xmlns:w15="http://schemas.microsoft.com/office/word/2012/wordml" xmlns:w16cex="http://schemas.microsoft.com/office/word/2018/wordml/cex" xmlns:w16cid="http://schemas.microsoft.com/office/word/2016/wordml/cid" xmlns:w16="http://schemas.microsoft.com/office/word/2018/wordml" xmlns:w16sdtdh="http://schemas.microsoft.com/office/word/2020/wordml/sdtdatahash" xmlns:w16se="http://schemas.microsoft.com/office/word/2015/wordml/symex" mc:Ignorable="w14 w15 w16se w16cid w16 w16cex w16sdtdh">
+<w:styles xmlns:mc="http://schemas.openxmlformats.org/markup-compatibility/2006" xmlns:r="http://schemas.openxmlformats.org/officeDocument/2006/relationships" xmlns:w="http://schemas.openxmlformats.org/wordprocessingml/2006/main" xmlns:w14="http://schemas.microsoft.com/office/word/2010/wordml" xmlns:w15="http://schemas.microsoft.com/office/word/2012/wordml" xmlns:w16cex="http://schemas.microsoft.com/office/word/2018/wordml/cex" xmlns:w16cid="http://schemas.microsoft.com/office/word/2016/wordml/cid" xmlns:w16="http://schemas.microsoft.com/office/word/2018/wordml" xmlns:w16du="http://schemas.microsoft.com/office/word/2023/wordml/word16du" xmlns:w16sdtdh="http://schemas.microsoft.com/office/word/2020/wordml/sdtdatahash" xmlns:w16sdtfl="http://schemas.microsoft.com/office/word/2024/wordml/sdtformatlock" xmlns:w16se="http://schemas.microsoft.com/office/word/2015/wordml/symex" mc:Ignorable="w14 w15 w16se w16cid w16 w16cex w16sdtdh w16sdtfl w16du">
   <w:docDefaults>
     <w:rPrDefault>
       <w:rPr>
